--- a/modelos_unificados/PropostaLocacaodeObra.docx
+++ b/modelos_unificados/PropostaLocacaodeObra.docx
@@ -147,7 +147,7 @@
           <w:rFonts w:eastAsia="Google Sans Text"/>
           <w:color w:val="1F1F1F"/>
         </w:rPr>
-        <w:t>${Cidade}, ${Data}</w:t>
+        <w:t>${empresa_cidade}, ${data_emissao_extenso}</w:t>
       </w:r>
     </w:p>
     <w:p>
@@ -775,7 +775,7 @@
           <w:bCs/>
           <w:color w:val="1F1F1F"/>
         </w:rPr>
-        <w:t>${Empresa}</w:t>
+        <w:t>${empresa_nome}</w:t>
       </w:r>
       <w:r>
         <w:rPr>
@@ -2277,7 +2277,7 @@
           <w:sz w:val="24"/>
           <w:szCs w:val="24"/>
         </w:rPr>
-        <w:t>${Empresa}</w:t>
+        <w:t>${empresa_nome}</w:t>
       </w:r>
     </w:p>
     <w:p>
